--- a/docs/Ver1.1.10.6/データ集約_主キー・連携キー・結合キーの動作概念_V11106A.docx
+++ b/docs/Ver1.1.10.6/データ集約_主キー・連携キー・結合キーの動作概念_V11106A.docx
@@ -222,63 +222,6 @@
           </w:p>
         </w:tc>
       </w:tr>
-      <w:tr>
-        <w:trPr>
-          <w:jc w:val="center"/>
-        </w:trPr>
-        <w:tc>
-          <w:tcPr>
-            <w:tcW w:w="2127" w:type="dxa"/>
-            <w:tcBorders>
-              <w:top w:val="single" w:sz="4" w:space="0" w:color="B0B8C1"/>
-              <w:left w:val="single" w:sz="4" w:space="0" w:color="B0B8C1"/>
-              <w:bottom w:val="single" w:sz="4" w:space="0" w:color="B0B8C1"/>
-              <w:right w:val="single" w:sz="4" w:space="0" w:color="B0B8C1"/>
-            </w:tcBorders>
-            <w:shd w:val="clear" w:color="auto" w:fill="E8EEF4"/>
-          </w:tcPr>
-          <w:p>
-            <w:pPr>
-              <w:spacing w:after="40"/>
-            </w:pPr>
-            <w:proofErr w:type="spellStart"/>
-            <w:r>
-              <w:rPr>
-                <w:b/>
-                <w:sz w:val="20"/>
-              </w:rPr>
-              <w:t>画像</w:t>
-            </w:r>
-            <w:proofErr w:type="spellEnd"/>
-          </w:p>
-        </w:tc>
-        <w:tc>
-          <w:tcPr>
-            <w:tcW w:w="7511" w:type="dxa"/>
-            <w:tcBorders>
-              <w:top w:val="single" w:sz="4" w:space="0" w:color="B0B8C1"/>
-              <w:left w:val="single" w:sz="4" w:space="0" w:color="B0B8C1"/>
-              <w:bottom w:val="single" w:sz="4" w:space="0" w:color="B0B8C1"/>
-              <w:right w:val="single" w:sz="4" w:space="0" w:color="B0B8C1"/>
-            </w:tcBorders>
-          </w:tcPr>
-          <w:p>
-            <w:pPr>
-              <w:spacing w:after="40"/>
-              <w:rPr>
-                <w:lang w:eastAsia="ja-JP"/>
-              </w:rPr>
-            </w:pPr>
-            <w:r>
-              <w:rPr>
-                <w:sz w:val="20"/>
-                <w:lang w:eastAsia="ja-JP"/>
-              </w:rPr>
-              <w:t>本文の【画像挿入】枠に、実画面のスクリーンショットを貼り付ける。</w:t>
-            </w:r>
-          </w:p>
-        </w:tc>
-      </w:tr>
     </w:tbl>
     <w:p>
       <w:pPr>
@@ -289,7 +232,7 @@
       </w:pPr>
       <w:r>
         <w:rPr>
-          <w:rFonts w:ascii="游ゴシック" w:eastAsia="游ゴシック" w:hAnsi="游ゴシック"/>
+          <w:rFonts w:ascii="Yu Gothic" w:eastAsia="Yu Gothic" w:hAnsi="Yu Gothic"/>
           <w:color w:val="1F3A5F"/>
           <w:sz w:val="32"/>
           <w:lang w:eastAsia="ja-JP"/>
@@ -317,7 +260,7 @@
       </w:pPr>
       <w:r>
         <w:rPr>
-          <w:rFonts w:ascii="游ゴシック" w:eastAsia="游ゴシック" w:hAnsi="游ゴシック"/>
+          <w:rFonts w:ascii="Yu Gothic" w:eastAsia="Yu Gothic" w:hAnsi="Yu Gothic"/>
           <w:color w:val="1F3A5F"/>
           <w:sz w:val="32"/>
         </w:rPr>
@@ -807,27 +750,16 @@
     <w:p>
       <w:pPr>
         <w:spacing w:after="0"/>
+        <w:rPr>
+          <w:lang w:eastAsia="ja-JP"/>
+        </w:rPr>
       </w:pPr>
       <w:r>
         <w:rPr>
           <w:color w:val="444444"/>
           <w:lang w:eastAsia="ja-JP"/>
         </w:rPr>
-        <w:t>連携キーは「同じファイルの隣のセル」である。結合キーは「別のファイルや別の項目とつなぐ目印」である。</w:t>
-      </w:r>
-      <w:proofErr w:type="spellStart"/>
-      <w:r>
-        <w:rPr>
-          <w:color w:val="444444"/>
-        </w:rPr>
-        <w:t>混ぜて考えない</w:t>
-      </w:r>
-      <w:proofErr w:type="spellEnd"/>
-      <w:r>
-        <w:rPr>
-          <w:color w:val="444444"/>
-        </w:rPr>
-        <w:t>。</w:t>
+        <w:t>連携キーは「同じファイルの隣のセル」である。結合キーは「別のファイルや別の項目とつなぐ目印」である。混ぜて考えない。</w:t>
       </w:r>
     </w:p>
     <w:p>
@@ -840,25 +772,19 @@
     <w:p>
       <w:pPr>
         <w:pStyle w:val="1"/>
+        <w:rPr>
+          <w:lang w:eastAsia="ja-JP"/>
+        </w:rPr>
       </w:pPr>
       <w:r>
         <w:rPr>
-          <w:rFonts w:ascii="游ゴシック" w:eastAsia="游ゴシック" w:hAnsi="游ゴシック"/>
+          <w:rFonts w:ascii="Yu Gothic" w:eastAsia="Yu Gothic" w:hAnsi="Yu Gothic"/>
           <w:color w:val="1F3A5F"/>
           <w:sz w:val="32"/>
+          <w:lang w:eastAsia="ja-JP"/>
         </w:rPr>
-        <w:t xml:space="preserve">2. </w:t>
+        <w:t>2. 基本のルール</w:t>
       </w:r>
-      <w:proofErr w:type="spellStart"/>
-      <w:r>
-        <w:rPr>
-          <w:rFonts w:ascii="游ゴシック" w:eastAsia="游ゴシック" w:hAnsi="游ゴシック"/>
-          <w:color w:val="1F3A5F"/>
-          <w:sz w:val="32"/>
-        </w:rPr>
-        <w:t>基本のルール</w:t>
-      </w:r>
-      <w:proofErr w:type="spellEnd"/>
     </w:p>
     <w:p>
       <w:pPr>
@@ -933,7 +859,6 @@
       <w:pPr>
         <w:spacing w:after="200" w:line="276" w:lineRule="auto"/>
         <w:rPr>
-          <w:rFonts w:hint="eastAsia"/>
           <w:color w:val="444444"/>
           <w:lang w:eastAsia="ja-JP"/>
         </w:rPr>
@@ -955,7 +880,7 @@
       </w:pPr>
       <w:r>
         <w:rPr>
-          <w:rFonts w:ascii="游ゴシック" w:eastAsia="游ゴシック" w:hAnsi="游ゴシック"/>
+          <w:rFonts w:ascii="Yu Gothic" w:eastAsia="Yu Gothic" w:hAnsi="Yu Gothic"/>
           <w:color w:val="1F3A5F"/>
           <w:sz w:val="32"/>
           <w:lang w:eastAsia="ja-JP"/>
@@ -1320,7 +1245,6 @@
             <w:pPr>
               <w:spacing w:after="0"/>
               <w:rPr>
-                <w:rFonts w:hint="eastAsia"/>
                 <w:lang w:eastAsia="ja-JP"/>
               </w:rPr>
             </w:pPr>
@@ -1516,7 +1440,6 @@
       <w:pPr>
         <w:spacing w:after="0"/>
         <w:rPr>
-          <w:rFonts w:hint="eastAsia"/>
           <w:lang w:eastAsia="ja-JP"/>
         </w:rPr>
       </w:pPr>
@@ -1578,15 +1501,7 @@
           <w:color w:val="444444"/>
           <w:lang w:eastAsia="ja-JP"/>
         </w:rPr>
-        <w:t>※</w:t>
-      </w:r>
-      <w:r>
-        <w:rPr>
-          <w:rFonts w:hint="eastAsia"/>
-          <w:color w:val="444444"/>
-          <w:lang w:eastAsia="ja-JP"/>
-        </w:rPr>
-        <w:t>主キーはDSLで整形し機器番号を取得する。 DSL=</w:t>
+        <w:t>※主キーはDSLで整形し機器番号を取得する。 DSL=</w:t>
       </w:r>
       <w:proofErr w:type="spellStart"/>
       <w:r>
@@ -2028,7 +1943,7 @@
                 </mc:Choice>
                 <mc:Fallback>
                   <w:pict>
-                    <v:group w14:anchorId="09F1A36D" id="キャンバス 2" o:spid="_x0000_s1026" editas="canvas" style="width:6in;height:252pt;mso-position-horizontal-relative:char;mso-position-vertical-relative:line" coordsize="54864,32004" o:gfxdata="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">
+                    <v:group w14:anchorId="6D11B645" id="キャンバス 2" o:spid="_x0000_s1026" editas="canvas" style="width:6in;height:252pt;mso-position-horizontal-relative:char;mso-position-vertical-relative:line" coordsize="54864,32004" o:gfxdata="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">
                       <v:shapetype id="_x0000_t75" coordsize="21600,21600" o:spt="75" o:preferrelative="t" path="m@4@5l@4@11@9@11@9@5xe" filled="f" stroked="f">
                         <v:stroke joinstyle="miter"/>
                         <v:formulas>
@@ -2167,7 +2082,7 @@
       </w:pPr>
       <w:r>
         <w:rPr>
-          <w:rFonts w:ascii="游ゴシック" w:eastAsia="游ゴシック" w:hAnsi="游ゴシック"/>
+          <w:rFonts w:ascii="Yu Gothic" w:eastAsia="Yu Gothic" w:hAnsi="Yu Gothic"/>
           <w:color w:val="1F3A5F"/>
           <w:sz w:val="32"/>
           <w:lang w:eastAsia="ja-JP"/>
@@ -2534,7 +2449,7 @@
       </w:pPr>
       <w:r>
         <w:rPr>
-          <w:rFonts w:ascii="游ゴシック" w:eastAsia="游ゴシック" w:hAnsi="游ゴシック"/>
+          <w:rFonts w:ascii="Yu Gothic" w:eastAsia="Yu Gothic" w:hAnsi="Yu Gothic"/>
           <w:color w:val="1F3A5F"/>
           <w:sz w:val="32"/>
           <w:lang w:eastAsia="ja-JP"/>
@@ -2797,7 +2712,7 @@
                                         <w:spacing w:line="240" w:lineRule="exact"/>
                                         <w:jc w:val="center"/>
                                         <w:rPr>
-                                          <w:rFonts w:cs="Times New Roman" w:hint="eastAsia"/>
+                                          <w:rFonts w:cs="Times New Roman"/>
                                           <w:b/>
                                           <w:bCs/>
                                           <w:color w:val="000000"/>
@@ -2931,7 +2846,7 @@
                                   <w:spacing w:line="240" w:lineRule="exact"/>
                                   <w:jc w:val="center"/>
                                   <w:rPr>
-                                    <w:rFonts w:cs="Times New Roman" w:hint="eastAsia"/>
+                                    <w:rFonts w:cs="Times New Roman"/>
                                     <w:b/>
                                     <w:bCs/>
                                     <w:color w:val="000000"/>
@@ -3016,7 +2931,7 @@
       </w:pPr>
       <w:r>
         <w:rPr>
-          <w:rFonts w:ascii="游ゴシック" w:eastAsia="游ゴシック" w:hAnsi="游ゴシック"/>
+          <w:rFonts w:ascii="Yu Gothic" w:eastAsia="Yu Gothic" w:hAnsi="Yu Gothic"/>
           <w:color w:val="1F3A5F"/>
           <w:sz w:val="32"/>
           <w:lang w:eastAsia="ja-JP"/>
@@ -3033,7 +2948,7 @@
       </w:pPr>
       <w:r>
         <w:rPr>
-          <w:rFonts w:ascii="游ゴシック" w:eastAsia="游ゴシック" w:hAnsi="游ゴシック"/>
+          <w:rFonts w:ascii="Yu Gothic" w:eastAsia="Yu Gothic" w:hAnsi="Yu Gothic"/>
           <w:color w:val="1F3A5F"/>
           <w:lang w:eastAsia="ja-JP"/>
         </w:rPr>
@@ -3800,7 +3715,7 @@
       </w:pPr>
       <w:r>
         <w:rPr>
-          <w:rFonts w:ascii="游ゴシック" w:eastAsia="游ゴシック" w:hAnsi="游ゴシック"/>
+          <w:rFonts w:ascii="Yu Gothic" w:eastAsia="Yu Gothic" w:hAnsi="Yu Gothic"/>
           <w:color w:val="1F3A5F"/>
           <w:lang w:eastAsia="ja-JP"/>
         </w:rPr>
@@ -4051,7 +3966,7 @@
       </w:pPr>
       <w:r>
         <w:rPr>
-          <w:rFonts w:ascii="游ゴシック" w:eastAsia="游ゴシック" w:hAnsi="游ゴシック"/>
+          <w:rFonts w:ascii="Yu Gothic" w:eastAsia="Yu Gothic" w:hAnsi="Yu Gothic"/>
           <w:color w:val="1F3A5F"/>
           <w:lang w:eastAsia="ja-JP"/>
         </w:rPr>
@@ -4661,7 +4576,7 @@
       </w:pPr>
       <w:r>
         <w:rPr>
-          <w:rFonts w:ascii="游ゴシック" w:eastAsia="游ゴシック" w:hAnsi="游ゴシック"/>
+          <w:rFonts w:ascii="Yu Gothic" w:eastAsia="Yu Gothic" w:hAnsi="Yu Gothic"/>
           <w:color w:val="1F3A5F"/>
           <w:lang w:eastAsia="ja-JP"/>
         </w:rPr>
@@ -4702,7 +4617,7 @@
       </w:pPr>
       <w:r>
         <w:rPr>
-          <w:rFonts w:ascii="游ゴシック" w:eastAsia="游ゴシック" w:hAnsi="游ゴシック"/>
+          <w:rFonts w:ascii="Yu Gothic" w:eastAsia="Yu Gothic" w:hAnsi="Yu Gothic"/>
           <w:color w:val="1F3A5F"/>
           <w:sz w:val="32"/>
         </w:rPr>
@@ -4711,7 +4626,7 @@
       <w:proofErr w:type="spellStart"/>
       <w:r>
         <w:rPr>
-          <w:rFonts w:ascii="游ゴシック" w:eastAsia="游ゴシック" w:hAnsi="游ゴシック"/>
+          <w:rFonts w:ascii="Yu Gothic" w:eastAsia="Yu Gothic" w:hAnsi="Yu Gothic"/>
           <w:color w:val="1F3A5F"/>
           <w:sz w:val="32"/>
         </w:rPr>
@@ -6107,7 +6022,7 @@
       <w:spacing w:after="120" w:line="240" w:lineRule="auto"/>
     </w:pPr>
     <w:rPr>
-      <w:rFonts w:ascii="游ゴシック" w:eastAsia="游ゴシック" w:hAnsi="游ゴシック"/>
+      <w:rFonts w:ascii="Yu Gothic" w:eastAsia="Yu Gothic" w:hAnsi="Yu Gothic"/>
       <w:sz w:val="21"/>
     </w:rPr>
   </w:style>
